--- a/presentations/Речь_Изотов.docx
+++ b/presentations/Речь_Изотов.docx
@@ -20,22 +20,6 @@
     </w:p>
     <w:p>
       <w:pPr>
-        <w:pStyle w:val="Heading1"/>
-      </w:pPr>
-      <w:r>
-        <w:t xml:space="preserve">Вступление к проекту (для комиссии, ~1 минута)</w:t>
-      </w:r>
-    </w:p>
-    <w:p>
-      <w:pPr>
-        <w:pStyle w:val="Note"/>
-      </w:pPr>
-      <w:r>
-        <w:t xml:space="preserve">Уважаемый председатель, уважаемые члены государственной экзаменационной комиссии! Перед изложением темы — краткое описание общего командного проекта. Разработана система адаптивного геймплея для игр на движке Godot, состоящая из трёх частей. Клиентский плагин собирает в игре телеметрию и передаёт её на сервер. Серверная часть на FastAPI и PostgreSQL принимает события, хранит их и строит признаки. Нейросетевая модель по телеметрии сессии определяет архетип игрока и возвращает параметры адаптации — сложность, плотность противников и множитель наград. Параметры возвращаются в игру в реальном времени, и геймплей подстраивается под игрока. Игра, сервер и модель образуют единый цикл.</w:t>
-      </w:r>
-    </w:p>
-    <w:p>
-      <w:pPr>
         <w:pStyle w:val="Heading2"/>
       </w:pPr>
       <w:r>
@@ -45,57 +29,71 @@
     <w:p>
       <w:pPr/>
       <w:r>
-        <w:t xml:space="preserve">Представляю выпускную квалификационную работу, посвящённую разработке и интеграции нейросетевой модели для прогнозирования поведения пользователя в адаптивной игровой системе. Мой вклад — модель, которая по телеметрии сессии определяет архетип игрока и в реальном времени возвращает параметры адаптации геймплея.</w:t>
-      </w:r>
-    </w:p>
-    <w:p>
-      <w:pPr>
-        <w:pStyle w:val="Heading2"/>
-      </w:pPr>
-      <w:r>
-        <w:t xml:space="preserve">Слайд 2. Актуальность</w:t>
-      </w:r>
-    </w:p>
-    <w:p>
-      <w:pPr/>
-      <w:r>
-        <w:t xml:space="preserve">Единая ручная сложность не подходит всем игрокам: одни скучают, другие прекращают игру. Архетип игрока — компактная метрика стиля, на которую опираются системы баланса. В проекте используются четыре архетипа Bartle вместо усреднённой сложности. Архетип служит входом для адаптации — сложности, плотности противников и множителя добычи, что снижает отток и повышает удержание.</w:t>
-      </w:r>
-    </w:p>
-    <w:p>
-      <w:pPr>
-        <w:pStyle w:val="Heading2"/>
-      </w:pPr>
-      <w:r>
-        <w:t xml:space="preserve">Слайд 3. Как работает система</w:t>
-      </w:r>
-    </w:p>
-    <w:p>
-      <w:pPr/>
-      <w:r>
-        <w:t xml:space="preserve">Клиент на Godot отправляет телеметрию через Backend API. На сервере находятся Backend, база данных PostgreSQL и ML-сервис. Backend принимает события, строит признаки и обращается к модели, модель возвращает прогноз, а параметры адаптации передаются обратно в игру. Моя зона ответственности — ML-сервис.</w:t>
-      </w:r>
-    </w:p>
-    <w:p>
-      <w:pPr>
-        <w:pStyle w:val="Heading2"/>
-      </w:pPr>
-      <w:r>
-        <w:t xml:space="preserve">Слайд 4. Место ML-сервиса</w:t>
-      </w:r>
-    </w:p>
-    <w:p>
-      <w:pPr/>
-      <w:r>
-        <w:t xml:space="preserve">Модель размещается только в ML-сервисе. Backend собирает события, строит признаки и вызывает сервис, который возвращает архетип и параметры адаптации. Локальный инференс на устройстве игрока отсутствует — это упрощает обновление модели и не нагружает клиент. Backend является единственным потребителем модели.</w:t>
-      </w:r>
-    </w:p>
-    <w:p>
-      <w:pPr>
-        <w:pStyle w:val="Heading2"/>
-      </w:pPr>
-      <w:r>
-        <w:t xml:space="preserve">Слайд 5. Задача и обоснование выбора</w:t>
+        <w:t xml:space="preserve">Уважаемый председатель, уважаемые члены государственной экзаменационной комиссии! Представляю выпускную квалификационную работу, посвящённую разработке и интеграции нейросетевой модели для прогнозирования поведения пользователя в адаптивной игровой системе. Работа выполнена как часть командного проекта; мой вклад — модель, которая по телеметрии сессии определяет архетип игрока и в реальном времени возвращает параметры адаптации геймплея.</w:t>
+      </w:r>
+    </w:p>
+    <w:p>
+      <w:pPr>
+        <w:pStyle w:val="Heading2"/>
+      </w:pPr>
+      <w:r>
+        <w:t xml:space="preserve">Слайд 2. Адаптивная игровая система</w:t>
+      </w:r>
+    </w:p>
+    <w:p>
+      <w:pPr/>
+      <w:r>
+        <w:t xml:space="preserve">Кратко о проекте в целом. Разработана система адаптивного геймплея для игр на движке Godot, состоящая из трёх частей. Клиентский плагин собирает в игре телеметрию и передаёт её на сервер. Серверная часть на FastAPI и PostgreSQL принимает события, хранит их и строит признаки. Нейросетевая модель определяет архетип игрока и возвращает параметры адаптации. Игра, сервер и модель образуют единый цикл, работающий в реальном времени.</w:t>
+      </w:r>
+    </w:p>
+    <w:p>
+      <w:pPr>
+        <w:pStyle w:val="Heading2"/>
+      </w:pPr>
+      <w:r>
+        <w:t xml:space="preserve">Слайд 3. Проблематика</w:t>
+      </w:r>
+    </w:p>
+    <w:p>
+      <w:pPr/>
+      <w:r>
+        <w:t xml:space="preserve">В разработке компьютерных игр почти отсутствует адаптивный геймдизайн: игра одинакова для всех и не подстраивается под тип игрока. Это снижает погружение и удержание, причём разные типы игроков теряют интерес по-разному. Например, в Left 4 Dead игрок-собиратель уходит через один–три часа, тогда как игрок-боец остаётся восемь и более часов. Подстройка под архетип удерживает разные типы игроков дольше и повышает вовлечённость.</w:t>
+      </w:r>
+    </w:p>
+    <w:p>
+      <w:pPr>
+        <w:pStyle w:val="Heading2"/>
+      </w:pPr>
+      <w:r>
+        <w:t xml:space="preserve">Слайд 4. Актуальность</w:t>
+      </w:r>
+    </w:p>
+    <w:p>
+      <w:pPr/>
+      <w:r>
+        <w:t xml:space="preserve">Единая ручная сложность не подходит всем игрокам. Архетип игрока — компактная метрика стиля, на которую опираются системы баланса. В проекте используются четыре архетипа Bartle вместо усреднённой сложности. Архетип служит входом для адаптации — сложности, плотности противников и множителя добычи, что снижает отток и повышает удержание.</w:t>
+      </w:r>
+    </w:p>
+    <w:p>
+      <w:pPr>
+        <w:pStyle w:val="Heading2"/>
+      </w:pPr>
+      <w:r>
+        <w:t xml:space="preserve">Слайд 5. Как работает система</w:t>
+      </w:r>
+    </w:p>
+    <w:p>
+      <w:pPr/>
+      <w:r>
+        <w:t xml:space="preserve">Клиент на Godot отправляет телеметрию через Backend API. На сервере расположены Backend, база данных PostgreSQL и ML-сервис. Backend принимает события, строит признаки и обращается к модели; модель возвращает прогноз, а параметры адаптации передаются обратно в игру. Зона ответственности данной работы — ML-сервис.</w:t>
+      </w:r>
+    </w:p>
+    <w:p>
+      <w:pPr>
+        <w:pStyle w:val="Heading2"/>
+      </w:pPr>
+      <w:r>
+        <w:t xml:space="preserve">Слайд 6. Задача и обоснование выбора</w:t>
       </w:r>
     </w:p>
     <w:p>
@@ -109,7 +107,7 @@
         <w:pStyle w:val="Heading2"/>
       </w:pPr>
       <w:r>
-        <w:t xml:space="preserve">Слайд 6. Сравнение подходов и выбор</w:t>
+        <w:t xml:space="preserve">Слайд 7. Сравнение подходов и выбор</w:t>
       </w:r>
     </w:p>
     <w:p>
@@ -123,35 +121,35 @@
         <w:pStyle w:val="Heading2"/>
       </w:pPr>
       <w:r>
-        <w:t xml:space="preserve">Слайд 7. Строение модели и инференс</w:t>
-      </w:r>
-    </w:p>
-    <w:p>
-      <w:pPr/>
-      <w:r>
-        <w:t xml:space="preserve">Последовательность событий сессии преобразуется в вектор признаков по фиксированному порядку, после чего модель LSTM в формате ONNX через onnxruntime возвращает архетип, параметры адаптации и уверенность. Порядок признаков согласован с профилем игры, отсутствующие признаки заполняются нулями. При недоступности модели срабатывает встроенная эвристика, и сервис продолжает работу.</w:t>
-      </w:r>
-    </w:p>
-    <w:p>
-      <w:pPr>
-        <w:pStyle w:val="Heading2"/>
-      </w:pPr>
-      <w:r>
-        <w:t xml:space="preserve">Слайд 8. Обучение</w:t>
-      </w:r>
-    </w:p>
-    <w:p>
-      <w:pPr/>
-      <w:r>
-        <w:t xml:space="preserve">Обучение строится по маршруту от телеметрии к новой версии модели. События и предсказания берутся из PostgreSQL, для холодного старта используется набор из тысячи размеченных сессий. По каждой сессии формируется вектор признаков с меткой архетипа. Модель обучается в PyTorch и экспортируется через torch.onnx в файл модели с метаданными. Обновление модели выполняется без пересборки контейнера.</w:t>
-      </w:r>
-    </w:p>
-    <w:p>
-      <w:pPr>
-        <w:pStyle w:val="Heading2"/>
-      </w:pPr>
-      <w:r>
-        <w:t xml:space="preserve">Слайд 9. Интеграция</w:t>
+        <w:t xml:space="preserve">Слайд 8. Как работает LSTM-ячейка</w:t>
+      </w:r>
+    </w:p>
+    <w:p>
+      <w:pPr/>
+      <w:r>
+        <w:t xml:space="preserve">LSTM хранит память — состояние ячейки, которое несёт контекст всей сессии и обновляется на каждом шаге. Памятью управляют три вентиля: вентиль забывания стирает из памяти ненужное, вентиль записи добавляет новую информацию, вентиль выхода формирует ответ. Благодаря такой памяти модель улавливает последовательность действий игрока, а на выходе даёт архетип и уверенность.</w:t>
+      </w:r>
+    </w:p>
+    <w:p>
+      <w:pPr>
+        <w:pStyle w:val="Heading2"/>
+      </w:pPr>
+      <w:r>
+        <w:t xml:space="preserve">Слайд 9. Обучение</w:t>
+      </w:r>
+    </w:p>
+    <w:p>
+      <w:pPr/>
+      <w:r>
+        <w:t xml:space="preserve">Обучение строится по маршруту от телеметрии к новой версии модели. События и предсказания берутся из PostgreSQL, для холодного старта используется набор размеченных сессий. По каждой сессии формируется вектор признаков с меткой архетипа. Модель обучается в PyTorch и экспортируется через torch.onnx в файл модели с метаданными. Обновление модели выполняется без пересборки контейнера.</w:t>
+      </w:r>
+    </w:p>
+    <w:p>
+      <w:pPr>
+        <w:pStyle w:val="Heading2"/>
+      </w:pPr>
+      <w:r>
+        <w:t xml:space="preserve">Слайд 10. Интеграция</w:t>
       </w:r>
     </w:p>
     <w:p>
@@ -165,7 +163,7 @@
         <w:pStyle w:val="Heading2"/>
       </w:pPr>
       <w:r>
-        <w:t xml:space="preserve">Слайд 10. Заделы на будущее</w:t>
+        <w:t xml:space="preserve">Слайд 11. Заделы на будущее</w:t>
       </w:r>
     </w:p>
     <w:p>
@@ -179,7 +177,7 @@
         <w:pStyle w:val="Heading2"/>
       </w:pPr>
       <w:r>
-        <w:t xml:space="preserve">Слайд 11. Заключение</w:t>
+        <w:t xml:space="preserve">Слайд 12. Заключение</w:t>
       </w:r>
     </w:p>
     <w:p>
@@ -238,21 +236,6 @@
       <w:color w:val="555555"/>
     </w:rPr>
   </w:style>
-  <w:style w:type="paragraph" w:styleId="Heading1">
-    <w:name w:val="heading 1"/>
-    <w:basedOn w:val="Normal"/>
-    <w:next w:val="Normal"/>
-    <w:pPr>
-      <w:spacing w:before="260" w:after="120"/>
-      <w:jc w:val="left"/>
-      <w:outlineLvl w:val="0"/>
-    </w:pPr>
-    <w:rPr>
-      <w:b/>
-      <w:color w:val="15497A"/>
-      <w:sz w:val="30"/>
-    </w:rPr>
-  </w:style>
   <w:style w:type="paragraph" w:styleId="Heading2">
     <w:name w:val="heading 2"/>
     <w:basedOn w:val="Normal"/>
@@ -267,17 +250,5 @@
       <w:sz w:val="26"/>
     </w:rPr>
   </w:style>
-  <w:style w:type="paragraph" w:styleId="Note">
-    <w:name w:val="Note"/>
-    <w:basedOn w:val="Normal"/>
-    <w:pPr>
-      <w:pBdr>
-        <w:left w:val="single" w:sz="18" w:space="8" w:color="1F9BD8"/>
-      </w:pBdr>
-      <w:shd w:val="clear" w:fill="F1F8FC"/>
-      <w:spacing w:after="140"/>
-      <w:ind w:left="200"/>
-    </w:pPr>
-  </w:style>
 </w:styles>
 </file>
--- a/presentations/Речь_Изотов.docx
+++ b/presentations/Речь_Изотов.docx
@@ -37,27 +37,27 @@
         <w:pStyle w:val="Heading2"/>
       </w:pPr>
       <w:r>
-        <w:t xml:space="preserve">Слайд 2. Адаптивная игровая система</w:t>
-      </w:r>
-    </w:p>
-    <w:p>
-      <w:pPr/>
-      <w:r>
-        <w:t xml:space="preserve">Кратко о проекте в целом. Разработана система адаптивного геймплея для игр на движке Godot, состоящая из трёх частей. Клиентский плагин собирает в игре телеметрию и передаёт её на сервер. Серверная часть на FastAPI и PostgreSQL принимает события, хранит их и строит признаки. Нейросетевая модель определяет архетип игрока и возвращает параметры адаптации. Игра, сервер и модель образуют единый цикл, работающий в реальном времени.</w:t>
-      </w:r>
-    </w:p>
-    <w:p>
-      <w:pPr>
-        <w:pStyle w:val="Heading2"/>
-      </w:pPr>
-      <w:r>
-        <w:t xml:space="preserve">Слайд 3. Проблематика</w:t>
-      </w:r>
-    </w:p>
-    <w:p>
-      <w:pPr/>
-      <w:r>
-        <w:t xml:space="preserve">В разработке компьютерных игр почти отсутствует адаптивный геймдизайн: игра одинакова для всех и не подстраивается под тип игрока. Это снижает погружение и удержание, причём разные типы игроков теряют интерес по-разному. Например, в Left 4 Dead игрок-собиратель уходит через один–три часа, тогда как игрок-боец остаётся восемь и более часов. Подстройка под архетип удерживает разные типы игроков дольше и повышает вовлечённость.</w:t>
+        <w:t xml:space="preserve">Слайд 2. Отсутствие адаптивного геймдизайна</w:t>
+      </w:r>
+    </w:p>
+    <w:p>
+      <w:pPr/>
+      <w:r>
+        <w:t xml:space="preserve">В разработке компьютерных игр почти отсутствует адаптивный геймдизайн: большинство игр одинаковы для всех и не подстраиваются под стиль конкретного игрока. Баланс задаётся вручную и одинаково, из-за чего часть игроков теряет интерес и уходит. Решение — адаптация геймплея под архетип игрока, и именно эту задачу решает проект.</w:t>
+      </w:r>
+    </w:p>
+    <w:p>
+      <w:pPr>
+        <w:pStyle w:val="Heading2"/>
+      </w:pPr>
+      <w:r>
+        <w:t xml:space="preserve">Слайд 3. Игроки уходят по-разному</w:t>
+      </w:r>
+    </w:p>
+    <w:p>
+      <w:pPr/>
+      <w:r>
+        <w:t xml:space="preserve">Разные типы игроков теряют интерес по-разному. Например, в Left 4 Dead игрок-собиратель уходит через один–три часа, тогда как игрок-боец остаётся восемь и более часов. Подстройка под архетип удерживает разные типы игроков дольше и повышает вовлечённость.</w:t>
       </w:r>
     </w:p>
     <w:p>
